--- a/outputs/14_交易复盘_2026-09-15.docx
+++ b/outputs/14_交易复盘_2026-09-15.docx
@@ -114,7 +114,7 @@
                 <w:rFonts w:ascii="Times New Roman" w:hAnsi="Times New Roman" w:eastAsia="宋体"/>
                 <w:sz w:val="20"/>
               </w:rPr>
-              <w:t>486.81万元</w:t>
+              <w:t>484.93万元</w:t>
             </w:r>
           </w:p>
         </w:tc>
@@ -152,7 +152,7 @@
                 <w:rFonts w:ascii="Times New Roman" w:hAnsi="Times New Roman" w:eastAsia="宋体"/>
                 <w:sz w:val="20"/>
               </w:rPr>
-              <w:t>-2.64%</w:t>
+              <w:t>-3.01%</w:t>
             </w:r>
           </w:p>
         </w:tc>
@@ -964,7 +964,7 @@
                 <w:rFonts w:ascii="Times New Roman" w:hAnsi="Times New Roman" w:eastAsia="宋体"/>
                 <w:sz w:val="18"/>
               </w:rPr>
-              <w:t>4.55</w:t>
+              <w:t>4.523</w:t>
             </w:r>
           </w:p>
         </w:tc>
@@ -982,7 +982,7 @@
                 <w:rFonts w:ascii="Times New Roman" w:hAnsi="Times New Roman" w:eastAsia="宋体"/>
                 <w:sz w:val="18"/>
               </w:rPr>
-              <w:t>-23560.0</w:t>
+              <w:t>-30550.0</w:t>
             </w:r>
           </w:p>
         </w:tc>
@@ -1000,7 +1000,7 @@
                 <w:rFonts w:ascii="Times New Roman" w:hAnsi="Times New Roman" w:eastAsia="宋体"/>
                 <w:sz w:val="18"/>
               </w:rPr>
-              <w:t>-1.96%</w:t>
+              <w:t>-2.54%</w:t>
             </w:r>
           </w:p>
         </w:tc>
@@ -1074,7 +1074,7 @@
                 <w:rFonts w:ascii="Times New Roman" w:hAnsi="Times New Roman" w:eastAsia="宋体"/>
                 <w:sz w:val="18"/>
               </w:rPr>
-              <w:t>54.13</w:t>
+              <w:t>53.9</w:t>
             </w:r>
           </w:p>
         </w:tc>
@@ -1092,7 +1092,7 @@
                 <w:rFonts w:ascii="Times New Roman" w:hAnsi="Times New Roman" w:eastAsia="宋体"/>
                 <w:sz w:val="18"/>
               </w:rPr>
-              <w:t>-42188.0</w:t>
+              <w:t>-47064.0</w:t>
             </w:r>
           </w:p>
         </w:tc>
@@ -1110,7 +1110,7 @@
                 <w:rFonts w:ascii="Times New Roman" w:hAnsi="Times New Roman" w:eastAsia="宋体"/>
                 <w:sz w:val="18"/>
               </w:rPr>
-              <w:t>-3.55%</w:t>
+              <w:t>-3.96%</w:t>
             </w:r>
           </w:p>
         </w:tc>
@@ -1184,7 +1184,7 @@
                 <w:rFonts w:ascii="Times New Roman" w:hAnsi="Times New Roman" w:eastAsia="宋体"/>
                 <w:sz w:val="18"/>
               </w:rPr>
-              <w:t>32.04</w:t>
+              <w:t>31.68</w:t>
             </w:r>
           </w:p>
         </w:tc>
@@ -1202,7 +1202,7 @@
                 <w:rFonts w:ascii="Times New Roman" w:hAnsi="Times New Roman" w:eastAsia="宋体"/>
                 <w:sz w:val="18"/>
               </w:rPr>
-              <w:t>-36410.0</w:t>
+              <w:t>-43358.0</w:t>
             </w:r>
           </w:p>
         </w:tc>
@@ -1220,7 +1220,7 @@
                 <w:rFonts w:ascii="Times New Roman" w:hAnsi="Times New Roman" w:eastAsia="宋体"/>
                 <w:sz w:val="18"/>
               </w:rPr>
-              <w:t>-5.56%</w:t>
+              <w:t>-6.62%</w:t>
             </w:r>
           </w:p>
         </w:tc>
@@ -2269,6 +2269,20 @@
           <w:b w:val="0"/>
           <w:sz w:val="24"/>
         </w:rPr>
+        <w:t>· 紫金矿业浮亏-6.6%已接近止损线，下一交易日重点跟踪</w:t>
+      </w:r>
+    </w:p>
+    <w:p>
+      <w:pPr>
+        <w:spacing w:after="120" w:line="312" w:lineRule="auto"/>
+        <w:jc w:val="left"/>
+      </w:pPr>
+      <w:r>
+        <w:rPr>
+          <w:rFonts w:ascii="Times New Roman" w:hAnsi="Times New Roman" w:eastAsia="宋体"/>
+          <w:b w:val="0"/>
+          <w:sz w:val="24"/>
+        </w:rPr>
         <w:t>· 现金占比低于20%下限，注意保留补仓能力</w:t>
       </w:r>
     </w:p>
